--- a/Contours Report.docx
+++ b/Contours Report.docx
@@ -31,14 +31,7 @@
           <w:sz w:val="40"/>
           <w:szCs w:val="40"/>
         </w:rPr>
-        <w:t xml:space="preserve"> Contours </w:t>
-      </w:r>
-      <w:r>
-        <w:rPr>
-          <w:sz w:val="40"/>
-          <w:szCs w:val="40"/>
-        </w:rPr>
-        <w:t>Operations</w:t>
+        <w:t xml:space="preserve"> Contours Operations</w:t>
       </w:r>
       <w:r>
         <w:rPr>
@@ -154,7 +147,15 @@
     </w:p>
     <w:sdt>
       <w:sdtPr>
-        <w:id w:val="974713004"/>
+        <w:rPr>
+          <w:rFonts w:asciiTheme="minorHAnsi" w:eastAsiaTheme="minorHAnsi" w:hAnsiTheme="minorHAnsi" w:cstheme="minorBidi"/>
+          <w:color w:val="auto"/>
+          <w:kern w:val="2"/>
+          <w:sz w:val="24"/>
+          <w:szCs w:val="24"/>
+          <w14:ligatures w14:val="standardContextual"/>
+        </w:rPr>
+        <w:id w:val="-1932577913"/>
         <w:docPartObj>
           <w:docPartGallery w:val="Table of Contents"/>
           <w:docPartUnique/>
@@ -162,15 +163,9 @@
       </w:sdtPr>
       <w:sdtEndPr>
         <w:rPr>
-          <w:rFonts w:asciiTheme="minorHAnsi" w:eastAsiaTheme="minorHAnsi" w:hAnsiTheme="minorHAnsi" w:cstheme="minorBidi"/>
           <w:b/>
           <w:bCs/>
           <w:noProof/>
-          <w:color w:val="auto"/>
-          <w:kern w:val="2"/>
-          <w:sz w:val="24"/>
-          <w:szCs w:val="24"/>
-          <w14:ligatures w14:val="standardContextual"/>
         </w:rPr>
       </w:sdtEndPr>
       <w:sdtContent>
@@ -202,7 +197,7 @@
           <w:r>
             <w:fldChar w:fldCharType="separate"/>
           </w:r>
-          <w:hyperlink w:anchor="_Toc233123127" w:history="1">
+          <w:hyperlink w:anchor="_Toc233123373" w:history="1">
             <w:r>
               <w:rPr>
                 <w:rStyle w:val="Hyperlink"/>
@@ -229,7 +224,7 @@
                 <w:noProof/>
                 <w:webHidden/>
               </w:rPr>
-              <w:instrText xml:space="preserve"> PAGEREF _Toc233123127 \h </w:instrText>
+              <w:instrText xml:space="preserve"> PAGEREF _Toc233123373 \h </w:instrText>
             </w:r>
             <w:r>
               <w:rPr>
@@ -249,7 +244,7 @@
                 <w:noProof/>
                 <w:webHidden/>
               </w:rPr>
-              <w:t>3</w:t>
+              <w:t>2</w:t>
             </w:r>
             <w:r>
               <w:rPr>
@@ -271,7 +266,7 @@
               <w:noProof/>
             </w:rPr>
           </w:pPr>
-          <w:hyperlink w:anchor="_Toc233123128" w:history="1">
+          <w:hyperlink w:anchor="_Toc233123374" w:history="1">
             <w:r>
               <w:rPr>
                 <w:rStyle w:val="Hyperlink"/>
@@ -298,7 +293,7 @@
                 <w:noProof/>
                 <w:webHidden/>
               </w:rPr>
-              <w:instrText xml:space="preserve"> PAGEREF _Toc233123128 \h </w:instrText>
+              <w:instrText xml:space="preserve"> PAGEREF _Toc233123374 \h </w:instrText>
             </w:r>
             <w:r>
               <w:rPr>
@@ -318,7 +313,7 @@
                 <w:noProof/>
                 <w:webHidden/>
               </w:rPr>
-              <w:t>3</w:t>
+              <w:t>2</w:t>
             </w:r>
             <w:r>
               <w:rPr>
@@ -340,7 +335,7 @@
               <w:noProof/>
             </w:rPr>
           </w:pPr>
-          <w:hyperlink w:anchor="_Toc233123129" w:history="1">
+          <w:hyperlink w:anchor="_Toc233123375" w:history="1">
             <w:r>
               <w:rPr>
                 <w:rStyle w:val="Hyperlink"/>
@@ -367,7 +362,7 @@
                 <w:noProof/>
                 <w:webHidden/>
               </w:rPr>
-              <w:instrText xml:space="preserve"> PAGEREF _Toc233123129 \h </w:instrText>
+              <w:instrText xml:space="preserve"> PAGEREF _Toc233123375 \h </w:instrText>
             </w:r>
             <w:r>
               <w:rPr>
@@ -387,7 +382,7 @@
                 <w:noProof/>
                 <w:webHidden/>
               </w:rPr>
-              <w:t>3</w:t>
+              <w:t>2</w:t>
             </w:r>
             <w:r>
               <w:rPr>
@@ -409,13 +404,13 @@
               <w:noProof/>
             </w:rPr>
           </w:pPr>
-          <w:hyperlink w:anchor="_Toc233123130" w:history="1">
+          <w:hyperlink w:anchor="_Toc233123376" w:history="1">
             <w:r>
               <w:rPr>
                 <w:rStyle w:val="Hyperlink"/>
                 <w:noProof/>
               </w:rPr>
-              <w:t>cv2.RETR_EXTERNAL</w:t>
+              <w:t>Mode Parameter</w:t>
             </w:r>
             <w:r>
               <w:rPr>
@@ -436,7 +431,7 @@
                 <w:noProof/>
                 <w:webHidden/>
               </w:rPr>
-              <w:instrText xml:space="preserve"> PAGEREF _Toc233123130 \h </w:instrText>
+              <w:instrText xml:space="preserve"> PAGEREF _Toc233123376 \h </w:instrText>
             </w:r>
             <w:r>
               <w:rPr>
@@ -456,7 +451,7 @@
                 <w:noProof/>
                 <w:webHidden/>
               </w:rPr>
-              <w:t>3</w:t>
+              <w:t>2</w:t>
             </w:r>
             <w:r>
               <w:rPr>
@@ -478,13 +473,13 @@
               <w:noProof/>
             </w:rPr>
           </w:pPr>
-          <w:hyperlink w:anchor="_Toc233123131" w:history="1">
+          <w:hyperlink w:anchor="_Toc233123377" w:history="1">
             <w:r>
               <w:rPr>
                 <w:rStyle w:val="Hyperlink"/>
                 <w:noProof/>
               </w:rPr>
-              <w:t>cv2.RETR_LIST</w:t>
+              <w:t>cv2.RETR_EXTERNAL</w:t>
             </w:r>
             <w:r>
               <w:rPr>
@@ -505,7 +500,7 @@
                 <w:noProof/>
                 <w:webHidden/>
               </w:rPr>
-              <w:instrText xml:space="preserve"> PAGEREF _Toc233123131 \h </w:instrText>
+              <w:instrText xml:space="preserve"> PAGEREF _Toc233123377 \h </w:instrText>
             </w:r>
             <w:r>
               <w:rPr>
@@ -525,7 +520,7 @@
                 <w:noProof/>
                 <w:webHidden/>
               </w:rPr>
-              <w:t>3</w:t>
+              <w:t>2</w:t>
             </w:r>
             <w:r>
               <w:rPr>
@@ -547,13 +542,13 @@
               <w:noProof/>
             </w:rPr>
           </w:pPr>
-          <w:hyperlink w:anchor="_Toc233123132" w:history="1">
+          <w:hyperlink w:anchor="_Toc233123378" w:history="1">
             <w:r>
               <w:rPr>
                 <w:rStyle w:val="Hyperlink"/>
                 <w:noProof/>
               </w:rPr>
-              <w:t>cv2.RETR_CCOMP</w:t>
+              <w:t>cv2.RETR_LIST</w:t>
             </w:r>
             <w:r>
               <w:rPr>
@@ -574,7 +569,7 @@
                 <w:noProof/>
                 <w:webHidden/>
               </w:rPr>
-              <w:instrText xml:space="preserve"> PAGEREF _Toc233123132 \h </w:instrText>
+              <w:instrText xml:space="preserve"> PAGEREF _Toc233123378 \h </w:instrText>
             </w:r>
             <w:r>
               <w:rPr>
@@ -616,13 +611,13 @@
               <w:noProof/>
             </w:rPr>
           </w:pPr>
-          <w:hyperlink w:anchor="_Toc233123133" w:history="1">
+          <w:hyperlink w:anchor="_Toc233123379" w:history="1">
             <w:r>
               <w:rPr>
                 <w:rStyle w:val="Hyperlink"/>
                 <w:noProof/>
               </w:rPr>
-              <w:t>cv2.RETR_TREE</w:t>
+              <w:t>cv2.RETR_CCOMP</w:t>
             </w:r>
             <w:r>
               <w:rPr>
@@ -643,7 +638,7 @@
                 <w:noProof/>
                 <w:webHidden/>
               </w:rPr>
-              <w:instrText xml:space="preserve"> PAGEREF _Toc233123133 \h </w:instrText>
+              <w:instrText xml:space="preserve"> PAGEREF _Toc233123379 \h </w:instrText>
             </w:r>
             <w:r>
               <w:rPr>
@@ -685,13 +680,13 @@
               <w:noProof/>
             </w:rPr>
           </w:pPr>
-          <w:hyperlink w:anchor="_Toc233123134" w:history="1">
+          <w:hyperlink w:anchor="_Toc233123380" w:history="1">
             <w:r>
               <w:rPr>
                 <w:rStyle w:val="Hyperlink"/>
                 <w:noProof/>
               </w:rPr>
-              <w:t>cv2.CHAIN_APPROX_NONE</w:t>
+              <w:t>cv2.RETR_TREE</w:t>
             </w:r>
             <w:r>
               <w:rPr>
@@ -712,7 +707,7 @@
                 <w:noProof/>
                 <w:webHidden/>
               </w:rPr>
-              <w:instrText xml:space="preserve"> PAGEREF _Toc233123134 \h </w:instrText>
+              <w:instrText xml:space="preserve"> PAGEREF _Toc233123380 \h </w:instrText>
             </w:r>
             <w:r>
               <w:rPr>
@@ -732,7 +727,7 @@
                 <w:noProof/>
                 <w:webHidden/>
               </w:rPr>
-              <w:t>4</w:t>
+              <w:t>3</w:t>
             </w:r>
             <w:r>
               <w:rPr>
@@ -754,13 +749,13 @@
               <w:noProof/>
             </w:rPr>
           </w:pPr>
-          <w:hyperlink w:anchor="_Toc233123135" w:history="1">
+          <w:hyperlink w:anchor="_Toc233123381" w:history="1">
             <w:r>
               <w:rPr>
                 <w:rStyle w:val="Hyperlink"/>
                 <w:noProof/>
               </w:rPr>
-              <w:t>cv2.CHAIN_APPROX_SIMPLE</w:t>
+              <w:t>Method Parameter</w:t>
             </w:r>
             <w:r>
               <w:rPr>
@@ -781,7 +776,7 @@
                 <w:noProof/>
                 <w:webHidden/>
               </w:rPr>
-              <w:instrText xml:space="preserve"> PAGEREF _Toc233123135 \h </w:instrText>
+              <w:instrText xml:space="preserve"> PAGEREF _Toc233123381 \h </w:instrText>
             </w:r>
             <w:r>
               <w:rPr>
@@ -801,7 +796,7 @@
                 <w:noProof/>
                 <w:webHidden/>
               </w:rPr>
-              <w:t>4</w:t>
+              <w:t>3</w:t>
             </w:r>
             <w:r>
               <w:rPr>
@@ -823,13 +818,13 @@
               <w:noProof/>
             </w:rPr>
           </w:pPr>
-          <w:hyperlink w:anchor="_Toc233123136" w:history="1">
+          <w:hyperlink w:anchor="_Toc233123382" w:history="1">
             <w:r>
               <w:rPr>
                 <w:rStyle w:val="Hyperlink"/>
                 <w:noProof/>
               </w:rPr>
-              <w:t>cv2.drawContours</w:t>
+              <w:t>cv2.CHAIN_APPROX_NONE</w:t>
             </w:r>
             <w:r>
               <w:rPr>
@@ -850,7 +845,7 @@
                 <w:noProof/>
                 <w:webHidden/>
               </w:rPr>
-              <w:instrText xml:space="preserve"> PAGEREF _Toc233123136 \h </w:instrText>
+              <w:instrText xml:space="preserve"> PAGEREF _Toc233123382 \h </w:instrText>
             </w:r>
             <w:r>
               <w:rPr>
@@ -870,7 +865,7 @@
                 <w:noProof/>
                 <w:webHidden/>
               </w:rPr>
-              <w:t>4</w:t>
+              <w:t>3</w:t>
             </w:r>
             <w:r>
               <w:rPr>
@@ -892,12 +887,150 @@
               <w:noProof/>
             </w:rPr>
           </w:pPr>
-          <w:hyperlink w:anchor="_Toc233123137" w:history="1">
+          <w:hyperlink w:anchor="_Toc233123383" w:history="1">
             <w:r>
               <w:rPr>
                 <w:rStyle w:val="Hyperlink"/>
                 <w:noProof/>
               </w:rPr>
+              <w:t>cv2.CHAIN_APPROX_SIMPLE</w:t>
+            </w:r>
+            <w:r>
+              <w:rPr>
+                <w:noProof/>
+                <w:webHidden/>
+              </w:rPr>
+              <w:tab/>
+            </w:r>
+            <w:r>
+              <w:rPr>
+                <w:noProof/>
+                <w:webHidden/>
+              </w:rPr>
+              <w:fldChar w:fldCharType="begin"/>
+            </w:r>
+            <w:r>
+              <w:rPr>
+                <w:noProof/>
+                <w:webHidden/>
+              </w:rPr>
+              <w:instrText xml:space="preserve"> PAGEREF _Toc233123383 \h </w:instrText>
+            </w:r>
+            <w:r>
+              <w:rPr>
+                <w:noProof/>
+                <w:webHidden/>
+              </w:rPr>
+            </w:r>
+            <w:r>
+              <w:rPr>
+                <w:noProof/>
+                <w:webHidden/>
+              </w:rPr>
+              <w:fldChar w:fldCharType="separate"/>
+            </w:r>
+            <w:r>
+              <w:rPr>
+                <w:noProof/>
+                <w:webHidden/>
+              </w:rPr>
+              <w:t>3</w:t>
+            </w:r>
+            <w:r>
+              <w:rPr>
+                <w:noProof/>
+                <w:webHidden/>
+              </w:rPr>
+              <w:fldChar w:fldCharType="end"/>
+            </w:r>
+          </w:hyperlink>
+        </w:p>
+        <w:p>
+          <w:pPr>
+            <w:pStyle w:val="TOC3"/>
+            <w:tabs>
+              <w:tab w:val="right" w:leader="dot" w:pos="9350"/>
+            </w:tabs>
+            <w:rPr>
+              <w:rFonts w:eastAsiaTheme="minorEastAsia"/>
+              <w:noProof/>
+            </w:rPr>
+          </w:pPr>
+          <w:hyperlink w:anchor="_Toc233123384" w:history="1">
+            <w:r>
+              <w:rPr>
+                <w:rStyle w:val="Hyperlink"/>
+                <w:noProof/>
+              </w:rPr>
+              <w:t>cv2.drawContours</w:t>
+            </w:r>
+            <w:r>
+              <w:rPr>
+                <w:noProof/>
+                <w:webHidden/>
+              </w:rPr>
+              <w:tab/>
+            </w:r>
+            <w:r>
+              <w:rPr>
+                <w:noProof/>
+                <w:webHidden/>
+              </w:rPr>
+              <w:fldChar w:fldCharType="begin"/>
+            </w:r>
+            <w:r>
+              <w:rPr>
+                <w:noProof/>
+                <w:webHidden/>
+              </w:rPr>
+              <w:instrText xml:space="preserve"> PAGEREF _Toc233123384 \h </w:instrText>
+            </w:r>
+            <w:r>
+              <w:rPr>
+                <w:noProof/>
+                <w:webHidden/>
+              </w:rPr>
+            </w:r>
+            <w:r>
+              <w:rPr>
+                <w:noProof/>
+                <w:webHidden/>
+              </w:rPr>
+              <w:fldChar w:fldCharType="separate"/>
+            </w:r>
+            <w:r>
+              <w:rPr>
+                <w:noProof/>
+                <w:webHidden/>
+              </w:rPr>
+              <w:t>3</w:t>
+            </w:r>
+            <w:r>
+              <w:rPr>
+                <w:noProof/>
+                <w:webHidden/>
+              </w:rPr>
+              <w:fldChar w:fldCharType="end"/>
+            </w:r>
+          </w:hyperlink>
+        </w:p>
+        <w:p>
+          <w:pPr>
+            <w:pStyle w:val="TOC3"/>
+            <w:tabs>
+              <w:tab w:val="right" w:leader="dot" w:pos="9350"/>
+            </w:tabs>
+            <w:rPr>
+              <w:rFonts w:eastAsiaTheme="minorEastAsia"/>
+              <w:noProof/>
+            </w:rPr>
+          </w:pPr>
+          <w:hyperlink w:anchor="_Toc233123385" w:history="1">
+            <w:r>
+              <w:rPr>
+                <w:rStyle w:val="Hyperlink"/>
+                <w:noProof/>
+              </w:rPr>
               <w:t>cv2.bitwise_and</w:t>
             </w:r>
             <w:r>
@@ -919,7 +1052,7 @@
                 <w:noProof/>
                 <w:webHidden/>
               </w:rPr>
-              <w:instrText xml:space="preserve"> PAGEREF _Toc233123137 \h </w:instrText>
+              <w:instrText xml:space="preserve"> PAGEREF _Toc233123385 \h </w:instrText>
             </w:r>
             <w:r>
               <w:rPr>
@@ -961,7 +1094,7 @@
               <w:noProof/>
             </w:rPr>
           </w:pPr>
-          <w:hyperlink w:anchor="_Toc233123138" w:history="1">
+          <w:hyperlink w:anchor="_Toc233123386" w:history="1">
             <w:r>
               <w:rPr>
                 <w:rStyle w:val="Hyperlink"/>
@@ -988,7 +1121,7 @@
                 <w:noProof/>
                 <w:webHidden/>
               </w:rPr>
-              <w:instrText xml:space="preserve"> PAGEREF _Toc233123138 \h </w:instrText>
+              <w:instrText xml:space="preserve"> PAGEREF _Toc233123386 \h </w:instrText>
             </w:r>
             <w:r>
               <w:rPr>
@@ -1030,7 +1163,7 @@
               <w:noProof/>
             </w:rPr>
           </w:pPr>
-          <w:hyperlink w:anchor="_Toc233123139" w:history="1">
+          <w:hyperlink w:anchor="_Toc233123387" w:history="1">
             <w:r>
               <w:rPr>
                 <w:rStyle w:val="Hyperlink"/>
@@ -1057,7 +1190,7 @@
                 <w:noProof/>
                 <w:webHidden/>
               </w:rPr>
-              <w:instrText xml:space="preserve"> PAGEREF _Toc233123139 \h </w:instrText>
+              <w:instrText xml:space="preserve"> PAGEREF _Toc233123387 \h </w:instrText>
             </w:r>
             <w:r>
               <w:rPr>
@@ -1099,7 +1232,7 @@
               <w:noProof/>
             </w:rPr>
           </w:pPr>
-          <w:hyperlink w:anchor="_Toc233123140" w:history="1">
+          <w:hyperlink w:anchor="_Toc233123388" w:history="1">
             <w:r>
               <w:rPr>
                 <w:rStyle w:val="Hyperlink"/>
@@ -1126,7 +1259,7 @@
                 <w:noProof/>
                 <w:webHidden/>
               </w:rPr>
-              <w:instrText xml:space="preserve"> PAGEREF _Toc233123140 \h </w:instrText>
+              <w:instrText xml:space="preserve"> PAGEREF _Toc233123388 \h </w:instrText>
             </w:r>
             <w:r>
               <w:rPr>
@@ -1146,7 +1279,7 @@
                 <w:noProof/>
                 <w:webHidden/>
               </w:rPr>
-              <w:t>5</w:t>
+              <w:t>4</w:t>
             </w:r>
             <w:r>
               <w:rPr>
@@ -1168,7 +1301,7 @@
               <w:noProof/>
             </w:rPr>
           </w:pPr>
-          <w:hyperlink w:anchor="_Toc233123141" w:history="1">
+          <w:hyperlink w:anchor="_Toc233123389" w:history="1">
             <w:r>
               <w:rPr>
                 <w:rStyle w:val="Hyperlink"/>
@@ -1195,7 +1328,7 @@
                 <w:noProof/>
                 <w:webHidden/>
               </w:rPr>
-              <w:instrText xml:space="preserve"> PAGEREF _Toc233123141 \h </w:instrText>
+              <w:instrText xml:space="preserve"> PAGEREF _Toc233123389 \h </w:instrText>
             </w:r>
             <w:r>
               <w:rPr>
@@ -1215,7 +1348,7 @@
                 <w:noProof/>
                 <w:webHidden/>
               </w:rPr>
-              <w:t>5</w:t>
+              <w:t>4</w:t>
             </w:r>
             <w:r>
               <w:rPr>
@@ -1254,11 +1387,13 @@
         <w:pStyle w:val="Heading1"/>
       </w:pPr>
       <w:bookmarkStart w:id="0" w:name="_Toc233123127"/>
+      <w:bookmarkStart w:id="1" w:name="_Toc233123373"/>
       <w:r>
         <w:lastRenderedPageBreak/>
         <w:t>Contours in Computer Vision</w:t>
       </w:r>
       <w:bookmarkEnd w:id="0"/>
+      <w:bookmarkEnd w:id="1"/>
     </w:p>
     <w:p>
       <w:r>
@@ -1269,14 +1404,16 @@
       <w:pPr>
         <w:pStyle w:val="Heading2"/>
       </w:pPr>
-      <w:bookmarkStart w:id="1" w:name="_Toc233123128"/>
+      <w:bookmarkStart w:id="2" w:name="_Toc233123128"/>
+      <w:bookmarkStart w:id="3" w:name="_Toc233123374"/>
       <w:r>
         <w:t>Contours</w:t>
       </w:r>
       <w:r>
         <w:t xml:space="preserve"> Detection</w:t>
       </w:r>
-      <w:bookmarkEnd w:id="1"/>
+      <w:bookmarkEnd w:id="2"/>
+      <w:bookmarkEnd w:id="3"/>
     </w:p>
     <w:p>
       <w:r>
@@ -1295,11 +1432,13 @@
       <w:pPr>
         <w:pStyle w:val="Heading2"/>
       </w:pPr>
-      <w:bookmarkStart w:id="2" w:name="_Toc233123129"/>
+      <w:bookmarkStart w:id="4" w:name="_Toc233123129"/>
+      <w:bookmarkStart w:id="5" w:name="_Toc233123375"/>
       <w:r>
         <w:t>The cv2.findContours() Function</w:t>
       </w:r>
-      <w:bookmarkEnd w:id="2"/>
+      <w:bookmarkEnd w:id="4"/>
+      <w:bookmarkEnd w:id="5"/>
     </w:p>
     <w:p>
       <w:r>
@@ -1310,19 +1449,23 @@
       <w:pPr>
         <w:pStyle w:val="Heading3"/>
       </w:pPr>
+      <w:bookmarkStart w:id="6" w:name="_Toc233123376"/>
       <w:r>
         <w:t>Mode Parameter</w:t>
       </w:r>
+      <w:bookmarkEnd w:id="6"/>
     </w:p>
     <w:p>
       <w:pPr>
         <w:pStyle w:val="Heading3"/>
       </w:pPr>
-      <w:bookmarkStart w:id="3" w:name="_Toc233123130"/>
+      <w:bookmarkStart w:id="7" w:name="_Toc233123130"/>
+      <w:bookmarkStart w:id="8" w:name="_Toc233123377"/>
       <w:r>
         <w:t>cv2.RETR_EXTERNAL</w:t>
       </w:r>
-      <w:bookmarkEnd w:id="3"/>
+      <w:bookmarkEnd w:id="7"/>
+      <w:bookmarkEnd w:id="8"/>
     </w:p>
     <w:p>
       <w:r>
@@ -1333,11 +1476,13 @@
       <w:pPr>
         <w:pStyle w:val="Heading3"/>
       </w:pPr>
-      <w:bookmarkStart w:id="4" w:name="_Toc233123131"/>
+      <w:bookmarkStart w:id="9" w:name="_Toc233123131"/>
+      <w:bookmarkStart w:id="10" w:name="_Toc233123378"/>
       <w:r>
         <w:t>cv2.RETR_LIST</w:t>
       </w:r>
-      <w:bookmarkEnd w:id="4"/>
+      <w:bookmarkEnd w:id="9"/>
+      <w:bookmarkEnd w:id="10"/>
     </w:p>
     <w:p>
       <w:r>
@@ -1348,11 +1493,13 @@
       <w:pPr>
         <w:pStyle w:val="Heading3"/>
       </w:pPr>
-      <w:bookmarkStart w:id="5" w:name="_Toc233123132"/>
+      <w:bookmarkStart w:id="11" w:name="_Toc233123132"/>
+      <w:bookmarkStart w:id="12" w:name="_Toc233123379"/>
       <w:r>
         <w:t>cv2.RETR_CCOMP</w:t>
       </w:r>
-      <w:bookmarkEnd w:id="5"/>
+      <w:bookmarkEnd w:id="11"/>
+      <w:bookmarkEnd w:id="12"/>
     </w:p>
     <w:p>
       <w:r>
@@ -1363,12 +1510,14 @@
       <w:pPr>
         <w:pStyle w:val="Heading3"/>
       </w:pPr>
-      <w:bookmarkStart w:id="6" w:name="_Toc233123133"/>
+      <w:bookmarkStart w:id="13" w:name="_Toc233123133"/>
+      <w:bookmarkStart w:id="14" w:name="_Toc233123380"/>
       <w:r>
         <w:lastRenderedPageBreak/>
         <w:t>cv2.RETR_TREE</w:t>
       </w:r>
-      <w:bookmarkEnd w:id="6"/>
+      <w:bookmarkEnd w:id="13"/>
+      <w:bookmarkEnd w:id="14"/>
     </w:p>
     <w:p>
       <w:r>
@@ -1388,19 +1537,26 @@
       <w:pPr>
         <w:pStyle w:val="Heading3"/>
       </w:pPr>
-      <w:r>
-        <w:t xml:space="preserve">Method Parameter </w:t>
+      <w:bookmarkStart w:id="15" w:name="_Toc233123381"/>
+      <w:r>
+        <w:t>Method Parameter</w:t>
+      </w:r>
+      <w:bookmarkEnd w:id="15"/>
+      <w:r>
+        <w:t xml:space="preserve"> </w:t>
       </w:r>
     </w:p>
     <w:p>
       <w:pPr>
         <w:pStyle w:val="Heading3"/>
       </w:pPr>
-      <w:bookmarkStart w:id="7" w:name="_Toc233123134"/>
+      <w:bookmarkStart w:id="16" w:name="_Toc233123134"/>
+      <w:bookmarkStart w:id="17" w:name="_Toc233123382"/>
       <w:r>
         <w:t>cv2.CHAIN_APPROX_NONE</w:t>
       </w:r>
-      <w:bookmarkEnd w:id="7"/>
+      <w:bookmarkEnd w:id="16"/>
+      <w:bookmarkEnd w:id="17"/>
     </w:p>
     <w:p>
       <w:r>
@@ -1411,11 +1567,13 @@
       <w:pPr>
         <w:pStyle w:val="Heading3"/>
       </w:pPr>
-      <w:bookmarkStart w:id="8" w:name="_Toc233123135"/>
+      <w:bookmarkStart w:id="18" w:name="_Toc233123135"/>
+      <w:bookmarkStart w:id="19" w:name="_Toc233123383"/>
       <w:r>
         <w:t>cv2.CHAIN_APPROX_SIMPLE</w:t>
       </w:r>
-      <w:bookmarkEnd w:id="8"/>
+      <w:bookmarkEnd w:id="18"/>
+      <w:bookmarkEnd w:id="19"/>
     </w:p>
     <w:p>
       <w:r>
@@ -1426,11 +1584,13 @@
       <w:pPr>
         <w:pStyle w:val="Heading3"/>
       </w:pPr>
-      <w:bookmarkStart w:id="9" w:name="_Toc233123136"/>
+      <w:bookmarkStart w:id="20" w:name="_Toc233123136"/>
+      <w:bookmarkStart w:id="21" w:name="_Toc233123384"/>
       <w:r>
         <w:t>cv2.drawContours</w:t>
       </w:r>
-      <w:bookmarkEnd w:id="9"/>
+      <w:bookmarkEnd w:id="20"/>
+      <w:bookmarkEnd w:id="21"/>
     </w:p>
     <w:p>
       <w:r>
@@ -1464,13 +1624,7 @@
         <w:rPr>
           <w:rStyle w:val="Heading5Char"/>
         </w:rPr>
-        <w:t>I</w:t>
-      </w:r>
-      <w:r>
-        <w:rPr>
-          <w:rStyle w:val="Heading5Char"/>
-        </w:rPr>
-        <w:t>mage</w:t>
+        <w:t>Image</w:t>
       </w:r>
       <w:r>
         <w:rPr>
@@ -1494,19 +1648,7 @@
         <w:rPr>
           <w:rStyle w:val="Heading5Char"/>
         </w:rPr>
-        <w:t>C</w:t>
-      </w:r>
-      <w:r>
-        <w:rPr>
-          <w:rStyle w:val="Heading5Char"/>
-        </w:rPr>
-        <w:t>ontours</w:t>
-      </w:r>
-      <w:r>
-        <w:rPr>
-          <w:rStyle w:val="Heading5Char"/>
-        </w:rPr>
-        <w:t>:</w:t>
+        <w:t>Contours:</w:t>
       </w:r>
       <w:r>
         <w:t xml:space="preserve"> The Python list containing all the contours you found using cv2.findContours. Each contour inside this list is an array of (x, y)</w:t>
@@ -1529,13 +1671,7 @@
         <w:rPr>
           <w:rStyle w:val="Heading5Char"/>
         </w:rPr>
-        <w:t>C</w:t>
-      </w:r>
-      <w:r>
-        <w:rPr>
-          <w:rStyle w:val="Heading5Char"/>
-        </w:rPr>
-        <w:t>ontourIdx (Contour Index):</w:t>
+        <w:t>ContourIdx (Contour Index):</w:t>
       </w:r>
       <w:r>
         <w:rPr>
@@ -1569,36 +1705,18 @@
         <w:rPr>
           <w:rStyle w:val="Heading5Char"/>
         </w:rPr>
-        <w:t>C</w:t>
-      </w:r>
+        <w:t>Color:</w:t>
+      </w:r>
+      <w:r>
+        <w:t xml:space="preserve"> The color of the outline or fill, formatted as a tuple.</w:t>
+      </w:r>
+    </w:p>
+    <w:p>
       <w:r>
         <w:rPr>
           <w:rStyle w:val="Heading5Char"/>
         </w:rPr>
-        <w:t>olor:</w:t>
-      </w:r>
-      <w:r>
-        <w:t xml:space="preserve"> The color of the outline or fill, formatted as a tuple.</w:t>
-      </w:r>
-    </w:p>
-    <w:p>
-      <w:r>
-        <w:rPr>
-          <w:rStyle w:val="Heading5Char"/>
-        </w:rPr>
-        <w:t>T</w:t>
-      </w:r>
-      <w:r>
-        <w:rPr>
-          <w:rStyle w:val="Heading5Char"/>
-        </w:rPr>
-        <w:t>hickness</w:t>
-      </w:r>
-      <w:r>
-        <w:rPr>
-          <w:rStyle w:val="Heading5Char"/>
-        </w:rPr>
-        <w:t>:</w:t>
+        <w:t>Thickness:</w:t>
       </w:r>
       <w:r>
         <w:rPr>
@@ -1615,11 +1733,13 @@
       <w:pPr>
         <w:pStyle w:val="Heading3"/>
       </w:pPr>
-      <w:bookmarkStart w:id="10" w:name="_Toc233123137"/>
+      <w:bookmarkStart w:id="22" w:name="_Toc233123137"/>
+      <w:bookmarkStart w:id="23" w:name="_Toc233123385"/>
       <w:r>
         <w:t>cv2.bitwise_and</w:t>
       </w:r>
-      <w:bookmarkEnd w:id="10"/>
+      <w:bookmarkEnd w:id="22"/>
+      <w:bookmarkEnd w:id="23"/>
     </w:p>
     <w:p>
       <w:r>
@@ -1630,11 +1750,13 @@
       <w:pPr>
         <w:pStyle w:val="Heading2"/>
       </w:pPr>
-      <w:bookmarkStart w:id="11" w:name="_Toc233123138"/>
+      <w:bookmarkStart w:id="24" w:name="_Toc233123138"/>
+      <w:bookmarkStart w:id="25" w:name="_Toc233123386"/>
       <w:r>
         <w:t>Contour Detection and Masking</w:t>
       </w:r>
-      <w:bookmarkEnd w:id="11"/>
+      <w:bookmarkEnd w:id="24"/>
+      <w:bookmarkEnd w:id="25"/>
     </w:p>
     <w:p>
       <w:r>
@@ -1668,11 +1790,13 @@
       <w:pPr>
         <w:pStyle w:val="Heading2"/>
       </w:pPr>
-      <w:bookmarkStart w:id="12" w:name="_Toc233123139"/>
+      <w:bookmarkStart w:id="26" w:name="_Toc233123139"/>
+      <w:bookmarkStart w:id="27" w:name="_Toc233123387"/>
       <w:r>
         <w:t>Applications of Contours</w:t>
       </w:r>
-      <w:bookmarkEnd w:id="12"/>
+      <w:bookmarkEnd w:id="26"/>
+      <w:bookmarkEnd w:id="27"/>
     </w:p>
     <w:p>
       <w:r>
@@ -1727,11 +1851,13 @@
       <w:pPr>
         <w:pStyle w:val="Heading2"/>
       </w:pPr>
-      <w:bookmarkStart w:id="13" w:name="_Toc233123140"/>
+      <w:bookmarkStart w:id="28" w:name="_Toc233123140"/>
+      <w:bookmarkStart w:id="29" w:name="_Toc233123388"/>
       <w:r>
         <w:t>Limitations and Challenges</w:t>
       </w:r>
-      <w:bookmarkEnd w:id="13"/>
+      <w:bookmarkEnd w:id="28"/>
+      <w:bookmarkEnd w:id="29"/>
     </w:p>
     <w:p>
       <w:r>
@@ -1773,23 +1899,47 @@
     </w:p>
     <w:p>
       <w:pPr>
+        <w:pStyle w:val="Heading3"/>
+      </w:pPr>
+      <w:r>
+        <w:t>Role In Torn Construction Project:</w:t>
+      </w:r>
+    </w:p>
+    <w:p>
+      <w:r>
+        <w:t>In Torn Paper Reconstruction, after edge detection of Torn paper, Contours separate each torn in to image to stich each image in to its correct position.</w:t>
+      </w:r>
+    </w:p>
+    <w:p>
+      <w:r>
+        <w:t xml:space="preserve">In </w:t>
+      </w:r>
+      <w:r>
+        <w:t>Torn Paper Reconstruction</w:t>
+      </w:r>
+      <w:r>
+        <w:t xml:space="preserve"> project, contours act as the bridge between raw image processing and intelligent puzzle-solving. After edge detection runs, you are left with an image of lines. The contour extraction process turns those lines into distinct, manageable, and mathematically measurable puzzle pieces.</w:t>
+      </w:r>
+    </w:p>
+    <w:p>
+      <w:pPr>
         <w:pStyle w:val="Heading2"/>
       </w:pPr>
-      <w:bookmarkStart w:id="14" w:name="_Toc233123141"/>
+      <w:bookmarkStart w:id="30" w:name="_Toc233123141"/>
+      <w:bookmarkStart w:id="31" w:name="_Toc233123389"/>
       <w:r>
         <w:t>Conclusion</w:t>
       </w:r>
-      <w:bookmarkEnd w:id="14"/>
+      <w:bookmarkEnd w:id="30"/>
+      <w:bookmarkEnd w:id="31"/>
     </w:p>
     <w:p>
       <w:r>
         <w:t xml:space="preserve">Contour detection is a crucial technique in computer vision, that tends to analyze object shapes and boundaries in images. It can easily identify the connected points that define an object's outline allowing to be used in important real-life applications like, object detection and classification, shape analysis, image segmentation </w:t>
       </w:r>
-      <w:proofErr w:type="spellStart"/>
-      <w:r>
-        <w:t>etc</w:t>
-      </w:r>
-      <w:proofErr w:type="spellEnd"/>
+      <w:r>
+        <w:t>etc.</w:t>
+      </w:r>
     </w:p>
     <w:p/>
     <w:sectPr>
